--- a/RFI-Docs/Phychedelics Talking Points 11-1-23.docx
+++ b/RFI-Docs/Phychedelics Talking Points 11-1-23.docx
@@ -4,6 +4,121 @@
   <w:body>
     <w:p>
       <w:pPr>
+        <w:jc w:val="left"/>
+      </w:pPr>
+      <w:r>
+        <w:rPr>
+          <w:color w:val="646464"/>
+          <w:sz w:val="18"/>
+        </w:rPr>
+        <w:t>Document: Phychedelics Talking Points 11-1-23.docx</w:t>
+      </w:r>
+    </w:p>
+    <w:p>
+      <w:pPr>
+        <w:jc w:val="left"/>
+      </w:pPr>
+      <w:r>
+        <w:rPr>
+          <w:color w:val="646464"/>
+          <w:sz w:val="18"/>
+        </w:rPr>
+        <w:t>Title: 11-1-23: Psychedelics talking points for the U.S. Senate Committee on Veterans Affairs</w:t>
+      </w:r>
+    </w:p>
+    <w:p>
+      <w:pPr>
+        <w:jc w:val="left"/>
+      </w:pPr>
+      <w:r>
+        <w:rPr>
+          <w:color w:val="646464"/>
+          <w:sz w:val="18"/>
+        </w:rPr>
+        <w:t>Topic: Psychedelics | Type: Talking Points</w:t>
+      </w:r>
+    </w:p>
+    <w:p>
+      <w:pPr>
+        <w:jc w:val="left"/>
+      </w:pPr>
+      <w:r>
+        <w:rPr>
+          <w:color w:val="646464"/>
+          <w:sz w:val="18"/>
+        </w:rPr>
+        <w:t>Created: 2024-04-02 | By: Bartlinski, David</w:t>
+      </w:r>
+    </w:p>
+    <w:p>
+      <w:pPr>
+        <w:jc w:val="left"/>
+      </w:pPr>
+      <w:r>
+        <w:rPr>
+          <w:color w:val="646464"/>
+          <w:sz w:val="18"/>
+        </w:rPr>
+        <w:t>Modified: 2024-07-19 | By: Richman, Michael (VACO)</w:t>
+      </w:r>
+    </w:p>
+    <w:p>
+      <w:pPr>
+        <w:jc w:val="left"/>
+      </w:pPr>
+      <w:r>
+        <w:rPr>
+          <w:color w:val="C8C8C8"/>
+          <w:sz w:val="16"/>
+        </w:rPr>
+        <w:t>────────────────────────────────────────────────────────────────────────────────</w:t>
+      </w:r>
+    </w:p>
+    <w:p>
+      <w:pPr>
+        <w:jc w:val="left"/>
+      </w:pPr>
+      <w:r/>
+    </w:p>
+    <w:p>
+      <w:pPr>
+        <w:jc w:val="left"/>
+      </w:pPr>
+      <w:r>
+        <w:rPr>
+          <w:color w:val="646464"/>
+          <w:sz w:val="18"/>
+        </w:rPr>
+        <w:t>Topic: Psychedelics | Type: Talking Points</w:t>
+      </w:r>
+    </w:p>
+    <w:p>
+      <w:pPr>
+        <w:jc w:val="left"/>
+      </w:pPr>
+      <w:r>
+        <w:rPr>
+          <w:color w:val="646464"/>
+          <w:sz w:val="18"/>
+        </w:rPr>
+        <w:t>Created: 2024-04-02 | By: Bartlinski, David</w:t>
+      </w:r>
+    </w:p>
+    <w:p>
+      <w:pPr>
+        <w:jc w:val="left"/>
+      </w:pPr>
+      <w:r>
+        <w:rPr>
+          <w:color w:val="646464"/>
+          <w:sz w:val="18"/>
+        </w:rPr>
+        <w:t>Modified: 2024-07-19 | By: Richman, Michael (VACO)</w:t>
+      </w:r>
+    </w:p>
+    <w:p>
+      <w:pPr>
+        <w:jc w:val="left"/>
         <w:rPr>
           <w:b/>
           <w:bCs/>
@@ -11,31 +126,14 @@
       </w:pPr>
       <w:r>
         <w:rPr>
-          <w:b/>
-          <w:bCs/>
-        </w:rPr>
-        <w:t>Psychedelics for Mental Health Conditions</w:t>
+          <w:color w:val="C8C8C8"/>
+          <w:sz w:val="16"/>
+        </w:rPr>
+        <w:t>────────────────────────────────────────────────────────────────────────────────</w:t>
       </w:r>
     </w:p>
     <w:p>
-      <w:r>
-        <w:rPr>
-          <w:noProof/>
-        </w:rPr>
-        <w:drawing>
-          <wp:inline distT="0" distB="0" distL="0" distR="0" wp14:anchorId="09C1BA69" wp14:editId="68190703">
-            <wp:extent cx="6400800" cy="4057650"/>
-            <wp:effectExtent l="0" t="266700" r="57150" b="285750"/>
-            <wp:docPr id="10" name="Diagram 10"/>
-            <wp:cNvGraphicFramePr/>
-            <a:graphic xmlns:a="http://schemas.openxmlformats.org/drawingml/2006/main">
-              <a:graphicData uri="http://schemas.openxmlformats.org/drawingml/2006/diagram">
-                <dgm:relIds xmlns:dgm="http://schemas.openxmlformats.org/drawingml/2006/diagram" xmlns:r="http://schemas.openxmlformats.org/officeDocument/2006/relationships" r:dm="rId7" r:lo="rId8" r:qs="rId9" r:cs="rId10"/>
-              </a:graphicData>
-            </a:graphic>
-          </wp:inline>
-        </w:drawing>
-      </w:r>
+      <w:r/>
     </w:p>
     <w:p/>
     <w:p>
